--- a/Автотесты(Отчёт-Алексутин).docx
+++ b/Автотесты(Отчёт-Алексутин).docx
@@ -1999,6 +1999,47 @@
           <w:szCs w:val="24"/>
         </w:rPr>
         <w:t>подтверждена стабильность работы основных модулей сайта. Сформирован интерактивный Allure-отчет. Разработанное решение готово к интеграции в CI/CD для регулярного регрессионного тестирования.</w:t>
+      </w:r>
+      <w:r>
+        <w:rPr>
+          <w:rFonts w:ascii="Times New Roman" w:hAnsi="Times New Roman" w:cs="Times New Roman"/>
+          <w:sz w:val="24"/>
+          <w:szCs w:val="24"/>
+        </w:rPr>
+        <w:br/>
+      </w:r>
+      <w:r>
+        <w:rPr>
+          <w:rFonts w:ascii="Times New Roman" w:hAnsi="Times New Roman" w:cs="Times New Roman"/>
+          <w:sz w:val="24"/>
+          <w:szCs w:val="24"/>
+        </w:rPr>
+        <w:br/>
+      </w:r>
+      <w:r>
+        <w:rPr>
+          <w:rFonts w:ascii="Times New Roman" w:hAnsi="Times New Roman" w:cs="Times New Roman"/>
+          <w:sz w:val="24"/>
+          <w:szCs w:val="24"/>
+        </w:rPr>
+        <w:lastRenderedPageBreak/>
+        <w:t xml:space="preserve">На основании проведённого автоматизированного </w:t>
+      </w:r>
+      <w:r>
+        <w:rPr>
+          <w:rFonts w:ascii="Times New Roman" w:hAnsi="Times New Roman" w:cs="Times New Roman"/>
+          <w:sz w:val="24"/>
+          <w:szCs w:val="24"/>
+        </w:rPr>
+        <w:t>набора тестов</w:t>
+      </w:r>
+      <w:r>
+        <w:rPr>
+          <w:rFonts w:ascii="Times New Roman" w:hAnsi="Times New Roman" w:cs="Times New Roman"/>
+          <w:sz w:val="24"/>
+          <w:szCs w:val="24"/>
+        </w:rPr>
+        <w:t xml:space="preserve"> можно сделать вывод, что основная бизнес-логика веб-ресурса «steiks.ru» находится в полностью рабочем состоянии. Разработанные сценарии автоматизированного тестирования подтвердили стабильность критических пользовательских путей, дефектов в покрытых программных модулях не обнаружено</w:t>
       </w:r>
     </w:p>
     <w:p>
@@ -2550,7 +2591,6 @@
   <w:style w:type="character" w:default="1" w:styleId="a0">
     <w:name w:val="Default Paragraph Font"/>
     <w:uiPriority w:val="1"/>
-    <w:semiHidden/>
     <w:unhideWhenUsed/>
   </w:style>
   <w:style w:type="table" w:default="1" w:styleId="a1">
